--- a/arb/docx/36.content.docx
+++ b/arb/docx/36.content.docx
@@ -147,13 +147,6 @@
         <w:rPr>
           <w:lang w:val="ar_AE" w:bidi="ar_AE"/>
         </w:rPr>
-      </w:r>
-      <w:r>
-        <w:rPr>
-          <w:i/>
-          <w:lang w:val="ar_AE" w:bidi="ar_AE"/>
-        </w:rPr>
-        <w:t>صفنيا 1: 3, صفنيا 1: 4, صفنيا 1: 5, صفنيا 1: 7, صفنيا 1: 9, صفنيا 1: 10, صفنيا 1: 11, صفنيا 1: 12, صفنيا 1: 14, صفنيا 1: 17, صفنيا 1: 18, صفنيا 2: 3, صفنيا 2: 4, صفنيا 2: 9, صفنيا 2: 14, صفنيا 2: 15, صفنيا 3: 3, صفنيا 3: 5, صفنيا 3: 7, صفنيا 3: 8, صفنيا 3: 9, صفنيا 3: 13, صفنيا 3: 14–15, صفنيا 3: 19, صفنيا 3: 20</w:t>
       </w:r>
       <w:r>
         <w:rPr>

--- a/arb/docx/36.content.docx
+++ b/arb/docx/36.content.docx
@@ -132,21 +132,6 @@
           <w:lang w:val="ar_AE" w:bidi="ar_AE"/>
         </w:rPr>
         <w:t>ZEP</w:t>
-      </w:r>
-      <w:r>
-        <w:rPr>
-          <w:lang w:val="ar_AE" w:bidi="ar_AE"/>
-        </w:rPr>
-      </w:r>
-    </w:p>
-    <w:p>
-      <w:pPr>
-        <w:bidi/>
-      </w:pPr>
-      <w:r>
-        <w:rPr>
-          <w:lang w:val="ar_AE" w:bidi="ar_AE"/>
-        </w:rPr>
       </w:r>
       <w:r>
         <w:rPr>

--- a/arb/docx/36.content.docx
+++ b/arb/docx/36.content.docx
@@ -22,7 +22,7 @@
         <w:rPr>
           <w:lang w:val="ar_AE" w:bidi="ar_AE"/>
         </w:rPr>
-        <w:t>Resource: أسئلة الترجمة (unfoldingWord)</w:t>
+        <w:t>Resource: unfoldingWord® Translation Questions</w:t>
       </w:r>
       <w:r>
         <w:rPr>
@@ -91,7 +91,7 @@
         <w:rPr>
           <w:lang w:val="ar_AE" w:bidi="ar_AE"/>
         </w:rPr>
-        <w:t>أسئلة الترجمة (unfoldingWord)</w:t>
+        <w:t>unfoldingWord® Translation Questions</w:t>
       </w:r>
     </w:p>
     <w:p>

--- a/arb/docx/36.content.docx
+++ b/arb/docx/36.content.docx
@@ -9,6 +9,8 @@
       </w:pPr>
       <w:r>
         <w:rPr>
+          <w:rtl/>
+          <w:cs/>
           <w:lang w:val="ar_AE" w:bidi="ar_AE"/>
         </w:rPr>
       </w:r>
@@ -20,64 +22,84 @@
       </w:pPr>
       <w:r>
         <w:rPr>
+          <w:rtl/>
+          <w:cs/>
           <w:lang w:val="ar_AE" w:bidi="ar_AE"/>
         </w:rPr>
         <w:t>Resource: unfoldingWord® Translation Questions</w:t>
       </w:r>
       <w:r>
         <w:rPr>
-          <w:lang w:val="ar_AE" w:bidi="ar_AE"/>
-        </w:rPr>
-      </w:r>
-    </w:p>
-    <w:p>
-      <w:pPr>
-        <w:bidi/>
-      </w:pPr>
-      <w:r>
-        <w:rPr>
+          <w:rtl/>
+          <w:cs/>
+          <w:lang w:val="ar_AE" w:bidi="ar_AE"/>
+        </w:rPr>
+      </w:r>
+    </w:p>
+    <w:p>
+      <w:pPr>
+        <w:bidi/>
+      </w:pPr>
+      <w:r>
+        <w:rPr>
+          <w:rtl/>
+          <w:cs/>
           <w:lang w:val="ar_AE" w:bidi="ar_AE"/>
         </w:rPr>
       </w:r>
       <w:r>
         <w:rPr>
           <w:b/>
+          <w:rtl/>
+          <w:cs/>
           <w:lang w:val="ar_AE" w:bidi="ar_AE"/>
         </w:rPr>
         <w:t>unfoldingWord® Translation Questions</w:t>
       </w:r>
       <w:r>
         <w:rPr>
+          <w:rtl/>
+          <w:cs/>
           <w:lang w:val="ar_AE" w:bidi="ar_AE"/>
         </w:rPr>
         <w:t xml:space="preserve"> © 2022 unfoldingWord. Released under CC BY-SA 4.0 license. </w:t>
       </w:r>
       <w:r>
         <w:rPr>
+          <w:rtl/>
+          <w:cs/>
           <w:lang w:val="ar_AE" w:bidi="ar_AE"/>
         </w:rPr>
         <w:t>unfoldingWord® Translation Questions</w:t>
       </w:r>
       <w:r>
         <w:rPr>
+          <w:rtl/>
+          <w:cs/>
           <w:lang w:val="ar_AE" w:bidi="ar_AE"/>
         </w:rPr>
         <w:t xml:space="preserve"> has been adapted in the following languages: Tok Pisin, Arabic (عربي), French (Français), Hindi (हिंदी), Indonesian (Bahasa Indonesia), Portuguese (Português), Russian (Русский), Spanish (Español), Swahili (Kiswahili), and Simplified Chinese (简体中文) from </w:t>
       </w:r>
       <w:r>
         <w:rPr>
+          <w:rtl/>
+          <w:cs/>
           <w:lang w:val="ar_AE" w:bidi="ar_AE"/>
         </w:rPr>
         <w:t>unfoldingWord® Translation Questions</w:t>
       </w:r>
       <w:r>
         <w:rPr>
+          <w:rtl/>
+          <w:cs/>
           <w:lang w:val="ar_AE" w:bidi="ar_AE"/>
         </w:rPr>
         <w:t xml:space="preserve"> © 2022 unfoldingWord. Released under CC BY-SA 4.0 license by Mission Mutual</w:t>
       </w:r>
       <w:r>
         <w:rPr>
+          <w:rtl/>
+          <w:cs/>
           <w:lang w:val="ar_AE" w:bidi="ar_AE"/>
         </w:rPr>
       </w:r>
@@ -89,6 +111,8 @@
       </w:pPr>
       <w:r>
         <w:rPr>
+          <w:rtl/>
+          <w:cs/>
           <w:lang w:val="ar_AE" w:bidi="ar_AE"/>
         </w:rPr>
         <w:t>unfoldingWord® Translation Questions</w:t>
@@ -118,6 +142,8 @@
       </w:pPr>
       <w:r>
         <w:rPr>
+          <w:rtl/>
+          <w:cs/>
           <w:lang w:val="ar_AE" w:bidi="ar_AE"/>
         </w:rPr>
       </w:r>
@@ -129,38 +155,50 @@
       </w:pPr>
       <w:r>
         <w:rPr>
+          <w:rtl/>
+          <w:cs/>
           <w:lang w:val="ar_AE" w:bidi="ar_AE"/>
         </w:rPr>
         <w:t>ZEP</w:t>
       </w:r>
       <w:r>
         <w:rPr>
-          <w:lang w:val="ar_AE" w:bidi="ar_AE"/>
-        </w:rPr>
-      </w:r>
-    </w:p>
-    <w:p>
-      <w:pPr>
-        <w:bidi/>
-      </w:pPr>
-      <w:r>
-        <w:rPr>
-          <w:lang w:val="ar_AE" w:bidi="ar_AE"/>
-        </w:rPr>
-      </w:r>
-      <w:r>
-        <w:rPr>
+          <w:rtl/>
+          <w:cs/>
+          <w:lang w:val="ar_AE" w:bidi="ar_AE"/>
+        </w:rPr>
+      </w:r>
+    </w:p>
+    <w:p>
+      <w:pPr>
+        <w:bidi/>
+      </w:pPr>
+      <w:r>
+        <w:rPr>
+          <w:rtl/>
+          <w:cs/>
+          <w:lang w:val="ar_AE" w:bidi="ar_AE"/>
+        </w:rPr>
+      </w:r>
+      <w:r>
+        <w:rPr>
+          <w:rtl/>
+          <w:cs/>
           <w:lang w:val="ar_AE" w:bidi="ar_AE"/>
         </w:rPr>
         <w:t xml:space="preserve"> </w:t>
       </w:r>
       <w:r>
         <w:rPr>
-          <w:lang w:val="ar_AE" w:bidi="ar_AE"/>
-        </w:rPr>
-      </w:r>
-      <w:r>
-        <w:rPr>
+          <w:rtl/>
+          <w:cs/>
+          <w:lang w:val="ar_AE" w:bidi="ar_AE"/>
+        </w:rPr>
+      </w:r>
+      <w:r>
+        <w:rPr>
+          <w:rtl/>
+          <w:cs/>
           <w:lang w:val="ar_AE" w:bidi="ar_AE"/>
         </w:rPr>
       </w:r>
@@ -186,6 +224,8 @@
       </w:pPr>
       <w:r>
         <w:rPr>
+          <w:rtl/>
+          <w:cs/>
           <w:lang w:val="ar_AE" w:bidi="ar_AE"/>
         </w:rPr>
       </w:r>
@@ -197,28 +237,36 @@
       </w:pPr>
       <w:r>
         <w:rPr>
+          <w:rtl/>
+          <w:cs/>
           <w:lang w:val="ar_AE" w:bidi="ar_AE"/>
         </w:rPr>
         <w:t>صفنيا 1: 3</w:t>
       </w:r>
       <w:r>
         <w:rPr>
-          <w:lang w:val="ar_AE" w:bidi="ar_AE"/>
-        </w:rPr>
-      </w:r>
-    </w:p>
-    <w:p>
-      <w:pPr>
-        <w:bidi/>
-      </w:pPr>
-      <w:r>
-        <w:rPr>
+          <w:rtl/>
+          <w:cs/>
+          <w:lang w:val="ar_AE" w:bidi="ar_AE"/>
+        </w:rPr>
+      </w:r>
+    </w:p>
+    <w:p>
+      <w:pPr>
+        <w:bidi/>
+      </w:pPr>
+      <w:r>
+        <w:rPr>
+          <w:rtl/>
+          <w:cs/>
           <w:lang w:val="ar_AE" w:bidi="ar_AE"/>
         </w:rPr>
       </w:r>
       <w:r>
         <w:rPr>
           <w:b/>
+          <w:rtl/>
+          <w:cs/>
           <w:lang w:val="ar_AE" w:bidi="ar_AE"/>
         </w:rPr>
         <w:t>ماذا قال الرب عمّا سيفعله بالبشر، والبهائم، وطيور السماء، وأسماك البحر؟</w:t>
@@ -230,32 +278,42 @@
       </w:pPr>
       <w:r>
         <w:rPr>
-          <w:lang w:val="ar_AE" w:bidi="ar_AE"/>
-        </w:rPr>
-      </w:r>
-      <w:r>
-        <w:rPr>
+          <w:rtl/>
+          <w:cs/>
+          <w:lang w:val="ar_AE" w:bidi="ar_AE"/>
+        </w:rPr>
+      </w:r>
+      <w:r>
+        <w:rPr>
+          <w:rtl/>
+          <w:cs/>
           <w:lang w:val="ar_AE" w:bidi="ar_AE"/>
         </w:rPr>
         <w:t>قال الله إنه سيهلكهم ويزيلهم.</w:t>
       </w:r>
       <w:r>
         <w:rPr>
-          <w:lang w:val="ar_AE" w:bidi="ar_AE"/>
-        </w:rPr>
-      </w:r>
-      <w:r>
-        <w:rPr>
-          <w:lang w:val="ar_AE" w:bidi="ar_AE"/>
-        </w:rPr>
-      </w:r>
-    </w:p>
-    <w:p>
-      <w:pPr>
-        <w:bidi/>
-      </w:pPr>
-      <w:r>
-        <w:rPr>
+          <w:rtl/>
+          <w:cs/>
+          <w:lang w:val="ar_AE" w:bidi="ar_AE"/>
+        </w:rPr>
+      </w:r>
+      <w:r>
+        <w:rPr>
+          <w:rtl/>
+          <w:cs/>
+          <w:lang w:val="ar_AE" w:bidi="ar_AE"/>
+        </w:rPr>
+      </w:r>
+    </w:p>
+    <w:p>
+      <w:pPr>
+        <w:bidi/>
+      </w:pPr>
+      <w:r>
+        <w:rPr>
+          <w:rtl/>
+          <w:cs/>
           <w:lang w:val="ar_AE" w:bidi="ar_AE"/>
         </w:rPr>
       </w:r>
@@ -267,28 +325,36 @@
       </w:pPr>
       <w:r>
         <w:rPr>
+          <w:rtl/>
+          <w:cs/>
           <w:lang w:val="ar_AE" w:bidi="ar_AE"/>
         </w:rPr>
         <w:t>صفنيا 1: 4</w:t>
       </w:r>
       <w:r>
         <w:rPr>
-          <w:lang w:val="ar_AE" w:bidi="ar_AE"/>
-        </w:rPr>
-      </w:r>
-    </w:p>
-    <w:p>
-      <w:pPr>
-        <w:bidi/>
-      </w:pPr>
-      <w:r>
-        <w:rPr>
+          <w:rtl/>
+          <w:cs/>
+          <w:lang w:val="ar_AE" w:bidi="ar_AE"/>
+        </w:rPr>
+      </w:r>
+    </w:p>
+    <w:p>
+      <w:pPr>
+        <w:bidi/>
+      </w:pPr>
+      <w:r>
+        <w:rPr>
+          <w:rtl/>
+          <w:cs/>
           <w:lang w:val="ar_AE" w:bidi="ar_AE"/>
         </w:rPr>
       </w:r>
       <w:r>
         <w:rPr>
           <w:b/>
+          <w:rtl/>
+          <w:cs/>
           <w:lang w:val="ar_AE" w:bidi="ar_AE"/>
         </w:rPr>
         <w:t>قال الرب إنه سيزيل كل بقيّة الآلهة المزيفة. ما اسم الإله المزيف الذي ورد ذكره؟</w:t>
@@ -300,11 +366,15 @@
       </w:pPr>
       <w:r>
         <w:rPr>
-          <w:lang w:val="ar_AE" w:bidi="ar_AE"/>
-        </w:rPr>
-      </w:r>
-      <w:r>
-        <w:rPr>
+          <w:rtl/>
+          <w:cs/>
+          <w:lang w:val="ar_AE" w:bidi="ar_AE"/>
+        </w:rPr>
+      </w:r>
+      <w:r>
+        <w:rPr>
+          <w:rtl/>
+          <w:cs/>
           <w:lang w:val="ar_AE" w:bidi="ar_AE"/>
         </w:rPr>
         <w:t>قال الرب إنه</w:t>
@@ -312,33 +382,43 @@
       <w:r>
         <w:rPr>
           <w:b/>
+          <w:rtl/>
+          <w:cs/>
           <w:lang w:val="ar_AE" w:bidi="ar_AE"/>
         </w:rPr>
         <w:t xml:space="preserve"> </w:t>
       </w:r>
       <w:r>
         <w:rPr>
+          <w:rtl/>
+          <w:cs/>
           <w:lang w:val="ar_AE" w:bidi="ar_AE"/>
         </w:rPr>
         <w:t>سيزيل كل بقيّة عبدة البعل.</w:t>
       </w:r>
       <w:r>
         <w:rPr>
-          <w:lang w:val="ar_AE" w:bidi="ar_AE"/>
-        </w:rPr>
-      </w:r>
-      <w:r>
-        <w:rPr>
-          <w:lang w:val="ar_AE" w:bidi="ar_AE"/>
-        </w:rPr>
-      </w:r>
-    </w:p>
-    <w:p>
-      <w:pPr>
-        <w:bidi/>
-      </w:pPr>
-      <w:r>
-        <w:rPr>
+          <w:rtl/>
+          <w:cs/>
+          <w:lang w:val="ar_AE" w:bidi="ar_AE"/>
+        </w:rPr>
+      </w:r>
+      <w:r>
+        <w:rPr>
+          <w:rtl/>
+          <w:cs/>
+          <w:lang w:val="ar_AE" w:bidi="ar_AE"/>
+        </w:rPr>
+      </w:r>
+    </w:p>
+    <w:p>
+      <w:pPr>
+        <w:bidi/>
+      </w:pPr>
+      <w:r>
+        <w:rPr>
+          <w:rtl/>
+          <w:cs/>
           <w:lang w:val="ar_AE" w:bidi="ar_AE"/>
         </w:rPr>
       </w:r>
@@ -350,28 +430,36 @@
       </w:pPr>
       <w:r>
         <w:rPr>
+          <w:rtl/>
+          <w:cs/>
           <w:lang w:val="ar_AE" w:bidi="ar_AE"/>
         </w:rPr>
         <w:t>صفنيا 1: 5</w:t>
       </w:r>
       <w:r>
         <w:rPr>
-          <w:lang w:val="ar_AE" w:bidi="ar_AE"/>
-        </w:rPr>
-      </w:r>
-    </w:p>
-    <w:p>
-      <w:pPr>
-        <w:bidi/>
-      </w:pPr>
-      <w:r>
-        <w:rPr>
+          <w:rtl/>
+          <w:cs/>
+          <w:lang w:val="ar_AE" w:bidi="ar_AE"/>
+        </w:rPr>
+      </w:r>
+    </w:p>
+    <w:p>
+      <w:pPr>
+        <w:bidi/>
+      </w:pPr>
+      <w:r>
+        <w:rPr>
+          <w:rtl/>
+          <w:cs/>
           <w:lang w:val="ar_AE" w:bidi="ar_AE"/>
         </w:rPr>
       </w:r>
       <w:r>
         <w:rPr>
           <w:b/>
+          <w:rtl/>
+          <w:cs/>
           <w:lang w:val="ar_AE" w:bidi="ar_AE"/>
         </w:rPr>
         <w:t>كان الناس يصعدون إلى أسطح منازلهم ويسجدون لشيء ما. فمَا هذا الشيء؟</w:t>
@@ -383,32 +471,42 @@
       </w:pPr>
       <w:r>
         <w:rPr>
-          <w:lang w:val="ar_AE" w:bidi="ar_AE"/>
-        </w:rPr>
-      </w:r>
-      <w:r>
-        <w:rPr>
+          <w:rtl/>
+          <w:cs/>
+          <w:lang w:val="ar_AE" w:bidi="ar_AE"/>
+        </w:rPr>
+      </w:r>
+      <w:r>
+        <w:rPr>
+          <w:rtl/>
+          <w:cs/>
           <w:lang w:val="ar_AE" w:bidi="ar_AE"/>
         </w:rPr>
         <w:t>كان بعض الناس يقفون على أسطح المنازل ليسجدوا لجند (كواكب) السماء.</w:t>
       </w:r>
       <w:r>
         <w:rPr>
-          <w:lang w:val="ar_AE" w:bidi="ar_AE"/>
-        </w:rPr>
-      </w:r>
-      <w:r>
-        <w:rPr>
-          <w:lang w:val="ar_AE" w:bidi="ar_AE"/>
-        </w:rPr>
-      </w:r>
-    </w:p>
-    <w:p>
-      <w:pPr>
-        <w:bidi/>
-      </w:pPr>
-      <w:r>
-        <w:rPr>
+          <w:rtl/>
+          <w:cs/>
+          <w:lang w:val="ar_AE" w:bidi="ar_AE"/>
+        </w:rPr>
+      </w:r>
+      <w:r>
+        <w:rPr>
+          <w:rtl/>
+          <w:cs/>
+          <w:lang w:val="ar_AE" w:bidi="ar_AE"/>
+        </w:rPr>
+      </w:r>
+    </w:p>
+    <w:p>
+      <w:pPr>
+        <w:bidi/>
+      </w:pPr>
+      <w:r>
+        <w:rPr>
+          <w:rtl/>
+          <w:cs/>
           <w:lang w:val="ar_AE" w:bidi="ar_AE"/>
         </w:rPr>
       </w:r>
@@ -420,28 +518,36 @@
       </w:pPr>
       <w:r>
         <w:rPr>
+          <w:rtl/>
+          <w:cs/>
           <w:lang w:val="ar_AE" w:bidi="ar_AE"/>
         </w:rPr>
         <w:t>صفنيا 1: 7</w:t>
       </w:r>
       <w:r>
         <w:rPr>
-          <w:lang w:val="ar_AE" w:bidi="ar_AE"/>
-        </w:rPr>
-      </w:r>
-    </w:p>
-    <w:p>
-      <w:pPr>
-        <w:bidi/>
-      </w:pPr>
-      <w:r>
-        <w:rPr>
+          <w:rtl/>
+          <w:cs/>
+          <w:lang w:val="ar_AE" w:bidi="ar_AE"/>
+        </w:rPr>
+      </w:r>
+    </w:p>
+    <w:p>
+      <w:pPr>
+        <w:bidi/>
+      </w:pPr>
+      <w:r>
+        <w:rPr>
+          <w:rtl/>
+          <w:cs/>
           <w:lang w:val="ar_AE" w:bidi="ar_AE"/>
         </w:rPr>
       </w:r>
       <w:r>
         <w:rPr>
           <w:b/>
+          <w:rtl/>
+          <w:cs/>
           <w:lang w:val="ar_AE" w:bidi="ar_AE"/>
         </w:rPr>
         <w:t>ماذا طلب صفنيا من الناس أن يفعلوا في حضرة الرب؟</w:t>
@@ -453,32 +559,42 @@
       </w:pPr>
       <w:r>
         <w:rPr>
-          <w:lang w:val="ar_AE" w:bidi="ar_AE"/>
-        </w:rPr>
-      </w:r>
-      <w:r>
-        <w:rPr>
+          <w:rtl/>
+          <w:cs/>
+          <w:lang w:val="ar_AE" w:bidi="ar_AE"/>
+        </w:rPr>
+      </w:r>
+      <w:r>
+        <w:rPr>
+          <w:rtl/>
+          <w:cs/>
           <w:lang w:val="ar_AE" w:bidi="ar_AE"/>
         </w:rPr>
         <w:t xml:space="preserve"> أن يلتزموا الصمت في حضرة الرب.</w:t>
       </w:r>
       <w:r>
         <w:rPr>
-          <w:lang w:val="ar_AE" w:bidi="ar_AE"/>
-        </w:rPr>
-      </w:r>
-      <w:r>
-        <w:rPr>
-          <w:lang w:val="ar_AE" w:bidi="ar_AE"/>
-        </w:rPr>
-      </w:r>
-    </w:p>
-    <w:p>
-      <w:pPr>
-        <w:bidi/>
-      </w:pPr>
-      <w:r>
-        <w:rPr>
+          <w:rtl/>
+          <w:cs/>
+          <w:lang w:val="ar_AE" w:bidi="ar_AE"/>
+        </w:rPr>
+      </w:r>
+      <w:r>
+        <w:rPr>
+          <w:rtl/>
+          <w:cs/>
+          <w:lang w:val="ar_AE" w:bidi="ar_AE"/>
+        </w:rPr>
+      </w:r>
+    </w:p>
+    <w:p>
+      <w:pPr>
+        <w:bidi/>
+      </w:pPr>
+      <w:r>
+        <w:rPr>
+          <w:rtl/>
+          <w:cs/>
           <w:lang w:val="ar_AE" w:bidi="ar_AE"/>
         </w:rPr>
       </w:r>
@@ -490,28 +606,36 @@
       </w:pPr>
       <w:r>
         <w:rPr>
+          <w:rtl/>
+          <w:cs/>
           <w:lang w:val="ar_AE" w:bidi="ar_AE"/>
         </w:rPr>
         <w:t>صفنيا 1: 9</w:t>
       </w:r>
       <w:r>
         <w:rPr>
-          <w:lang w:val="ar_AE" w:bidi="ar_AE"/>
-        </w:rPr>
-      </w:r>
-    </w:p>
-    <w:p>
-      <w:pPr>
-        <w:bidi/>
-      </w:pPr>
-      <w:r>
-        <w:rPr>
+          <w:rtl/>
+          <w:cs/>
+          <w:lang w:val="ar_AE" w:bidi="ar_AE"/>
+        </w:rPr>
+      </w:r>
+    </w:p>
+    <w:p>
+      <w:pPr>
+        <w:bidi/>
+      </w:pPr>
+      <w:r>
+        <w:rPr>
+          <w:rtl/>
+          <w:cs/>
           <w:lang w:val="ar_AE" w:bidi="ar_AE"/>
         </w:rPr>
       </w:r>
       <w:r>
         <w:rPr>
           <w:b/>
+          <w:rtl/>
+          <w:cs/>
           <w:lang w:val="ar_AE" w:bidi="ar_AE"/>
         </w:rPr>
         <w:t>ماذا كان يفعل أولئك الذين قال الرب إنه سيقوم "بزيارتهم" (بعقابهم)؟</w:t>
@@ -523,32 +647,42 @@
       </w:pPr>
       <w:r>
         <w:rPr>
-          <w:lang w:val="ar_AE" w:bidi="ar_AE"/>
-        </w:rPr>
-      </w:r>
-      <w:r>
-        <w:rPr>
+          <w:rtl/>
+          <w:cs/>
+          <w:lang w:val="ar_AE" w:bidi="ar_AE"/>
+        </w:rPr>
+      </w:r>
+      <w:r>
+        <w:rPr>
+          <w:rtl/>
+          <w:cs/>
           <w:lang w:val="ar_AE" w:bidi="ar_AE"/>
         </w:rPr>
         <w:t>سيعاقب الرب الأمراء وأبناء الملك، وكل من يرتدي ملابس غريبة، وكل الذين يقفزون من فوق العتبة، والذين يملأون بيت سيِّدِهِم‌ جورًا وعنفًا.</w:t>
       </w:r>
       <w:r>
         <w:rPr>
-          <w:lang w:val="ar_AE" w:bidi="ar_AE"/>
-        </w:rPr>
-      </w:r>
-      <w:r>
-        <w:rPr>
-          <w:lang w:val="ar_AE" w:bidi="ar_AE"/>
-        </w:rPr>
-      </w:r>
-    </w:p>
-    <w:p>
-      <w:pPr>
-        <w:bidi/>
-      </w:pPr>
-      <w:r>
-        <w:rPr>
+          <w:rtl/>
+          <w:cs/>
+          <w:lang w:val="ar_AE" w:bidi="ar_AE"/>
+        </w:rPr>
+      </w:r>
+      <w:r>
+        <w:rPr>
+          <w:rtl/>
+          <w:cs/>
+          <w:lang w:val="ar_AE" w:bidi="ar_AE"/>
+        </w:rPr>
+      </w:r>
+    </w:p>
+    <w:p>
+      <w:pPr>
+        <w:bidi/>
+      </w:pPr>
+      <w:r>
+        <w:rPr>
+          <w:rtl/>
+          <w:cs/>
           <w:lang w:val="ar_AE" w:bidi="ar_AE"/>
         </w:rPr>
       </w:r>
@@ -560,28 +694,36 @@
       </w:pPr>
       <w:r>
         <w:rPr>
+          <w:rtl/>
+          <w:cs/>
           <w:lang w:val="ar_AE" w:bidi="ar_AE"/>
         </w:rPr>
         <w:t>صفنيا 1: 10</w:t>
       </w:r>
       <w:r>
         <w:rPr>
-          <w:lang w:val="ar_AE" w:bidi="ar_AE"/>
-        </w:rPr>
-      </w:r>
-    </w:p>
-    <w:p>
-      <w:pPr>
-        <w:bidi/>
-      </w:pPr>
-      <w:r>
-        <w:rPr>
+          <w:rtl/>
+          <w:cs/>
+          <w:lang w:val="ar_AE" w:bidi="ar_AE"/>
+        </w:rPr>
+      </w:r>
+    </w:p>
+    <w:p>
+      <w:pPr>
+        <w:bidi/>
+      </w:pPr>
+      <w:r>
+        <w:rPr>
+          <w:rtl/>
+          <w:cs/>
           <w:lang w:val="ar_AE" w:bidi="ar_AE"/>
         </w:rPr>
       </w:r>
       <w:r>
         <w:rPr>
           <w:b/>
+          <w:rtl/>
+          <w:cs/>
           <w:lang w:val="ar_AE" w:bidi="ar_AE"/>
         </w:rPr>
         <w:t>ما الأصوات التي ذكر الرب أنها ستصدر من باب السمك والقسم الثاني؟</w:t>
@@ -593,32 +735,42 @@
       </w:pPr>
       <w:r>
         <w:rPr>
-          <w:lang w:val="ar_AE" w:bidi="ar_AE"/>
-        </w:rPr>
-      </w:r>
-      <w:r>
-        <w:rPr>
+          <w:rtl/>
+          <w:cs/>
+          <w:lang w:val="ar_AE" w:bidi="ar_AE"/>
+        </w:rPr>
+      </w:r>
+      <w:r>
+        <w:rPr>
+          <w:rtl/>
+          <w:cs/>
           <w:lang w:val="ar_AE" w:bidi="ar_AE"/>
         </w:rPr>
         <w:t>ستكون هناك صرخة استغاثة من الضيق ونحيب في ذلك اليوم.</w:t>
       </w:r>
       <w:r>
         <w:rPr>
-          <w:lang w:val="ar_AE" w:bidi="ar_AE"/>
-        </w:rPr>
-      </w:r>
-      <w:r>
-        <w:rPr>
-          <w:lang w:val="ar_AE" w:bidi="ar_AE"/>
-        </w:rPr>
-      </w:r>
-    </w:p>
-    <w:p>
-      <w:pPr>
-        <w:bidi/>
-      </w:pPr>
-      <w:r>
-        <w:rPr>
+          <w:rtl/>
+          <w:cs/>
+          <w:lang w:val="ar_AE" w:bidi="ar_AE"/>
+        </w:rPr>
+      </w:r>
+      <w:r>
+        <w:rPr>
+          <w:rtl/>
+          <w:cs/>
+          <w:lang w:val="ar_AE" w:bidi="ar_AE"/>
+        </w:rPr>
+      </w:r>
+    </w:p>
+    <w:p>
+      <w:pPr>
+        <w:bidi/>
+      </w:pPr>
+      <w:r>
+        <w:rPr>
+          <w:rtl/>
+          <w:cs/>
           <w:lang w:val="ar_AE" w:bidi="ar_AE"/>
         </w:rPr>
       </w:r>
@@ -630,28 +782,36 @@
       </w:pPr>
       <w:r>
         <w:rPr>
+          <w:rtl/>
+          <w:cs/>
           <w:lang w:val="ar_AE" w:bidi="ar_AE"/>
         </w:rPr>
         <w:t>صفنيا 1: 11</w:t>
       </w:r>
       <w:r>
         <w:rPr>
-          <w:lang w:val="ar_AE" w:bidi="ar_AE"/>
-        </w:rPr>
-      </w:r>
-    </w:p>
-    <w:p>
-      <w:pPr>
-        <w:bidi/>
-      </w:pPr>
-      <w:r>
-        <w:rPr>
+          <w:rtl/>
+          <w:cs/>
+          <w:lang w:val="ar_AE" w:bidi="ar_AE"/>
+        </w:rPr>
+      </w:r>
+    </w:p>
+    <w:p>
+      <w:pPr>
+        <w:bidi/>
+      </w:pPr>
+      <w:r>
+        <w:rPr>
+          <w:rtl/>
+          <w:cs/>
           <w:lang w:val="ar_AE" w:bidi="ar_AE"/>
         </w:rPr>
       </w:r>
       <w:r>
         <w:rPr>
           <w:b/>
+          <w:rtl/>
+          <w:cs/>
           <w:lang w:val="ar_AE" w:bidi="ar_AE"/>
         </w:rPr>
         <w:t>ماذا قال الرب من جهة ما سيحدث "لشعب كنعان" (التجار)؟</w:t>
@@ -663,32 +823,42 @@
       </w:pPr>
       <w:r>
         <w:rPr>
-          <w:lang w:val="ar_AE" w:bidi="ar_AE"/>
-        </w:rPr>
-      </w:r>
-      <w:r>
-        <w:rPr>
+          <w:rtl/>
+          <w:cs/>
+          <w:lang w:val="ar_AE" w:bidi="ar_AE"/>
+        </w:rPr>
+      </w:r>
+      <w:r>
+        <w:rPr>
+          <w:rtl/>
+          <w:cs/>
           <w:lang w:val="ar_AE" w:bidi="ar_AE"/>
         </w:rPr>
         <w:t>سيهلكهم الرب، وكل من أثقلته الفضة سينقرض ويزول.</w:t>
       </w:r>
       <w:r>
         <w:rPr>
-          <w:lang w:val="ar_AE" w:bidi="ar_AE"/>
-        </w:rPr>
-      </w:r>
-      <w:r>
-        <w:rPr>
-          <w:lang w:val="ar_AE" w:bidi="ar_AE"/>
-        </w:rPr>
-      </w:r>
-    </w:p>
-    <w:p>
-      <w:pPr>
-        <w:bidi/>
-      </w:pPr>
-      <w:r>
-        <w:rPr>
+          <w:rtl/>
+          <w:cs/>
+          <w:lang w:val="ar_AE" w:bidi="ar_AE"/>
+        </w:rPr>
+      </w:r>
+      <w:r>
+        <w:rPr>
+          <w:rtl/>
+          <w:cs/>
+          <w:lang w:val="ar_AE" w:bidi="ar_AE"/>
+        </w:rPr>
+      </w:r>
+    </w:p>
+    <w:p>
+      <w:pPr>
+        <w:bidi/>
+      </w:pPr>
+      <w:r>
+        <w:rPr>
+          <w:rtl/>
+          <w:cs/>
           <w:lang w:val="ar_AE" w:bidi="ar_AE"/>
         </w:rPr>
       </w:r>
@@ -700,28 +870,36 @@
       </w:pPr>
       <w:r>
         <w:rPr>
+          <w:rtl/>
+          <w:cs/>
           <w:lang w:val="ar_AE" w:bidi="ar_AE"/>
         </w:rPr>
         <w:t>صفنيا 1: 12</w:t>
       </w:r>
       <w:r>
         <w:rPr>
-          <w:lang w:val="ar_AE" w:bidi="ar_AE"/>
-        </w:rPr>
-      </w:r>
-    </w:p>
-    <w:p>
-      <w:pPr>
-        <w:bidi/>
-      </w:pPr>
-      <w:r>
-        <w:rPr>
+          <w:rtl/>
+          <w:cs/>
+          <w:lang w:val="ar_AE" w:bidi="ar_AE"/>
+        </w:rPr>
+      </w:r>
+    </w:p>
+    <w:p>
+      <w:pPr>
+        <w:bidi/>
+      </w:pPr>
+      <w:r>
+        <w:rPr>
+          <w:rtl/>
+          <w:cs/>
           <w:lang w:val="ar_AE" w:bidi="ar_AE"/>
         </w:rPr>
       </w:r>
       <w:r>
         <w:rPr>
           <w:b/>
+          <w:rtl/>
+          <w:cs/>
           <w:lang w:val="ar_AE" w:bidi="ar_AE"/>
         </w:rPr>
         <w:t>ما الذي كان يقوله البعض عن الرب؟</w:t>
@@ -733,44 +911,58 @@
       </w:pPr>
       <w:r>
         <w:rPr>
-          <w:lang w:val="ar_AE" w:bidi="ar_AE"/>
-        </w:rPr>
-      </w:r>
-      <w:r>
-        <w:rPr>
+          <w:rtl/>
+          <w:cs/>
+          <w:lang w:val="ar_AE" w:bidi="ar_AE"/>
+        </w:rPr>
+      </w:r>
+      <w:r>
+        <w:rPr>
+          <w:rtl/>
+          <w:cs/>
           <w:lang w:val="ar_AE" w:bidi="ar_AE"/>
         </w:rPr>
         <w:t>قالوا، "</w:t>
       </w:r>
       <w:r>
         <w:rPr>
+          <w:rtl/>
+          <w:cs/>
           <w:lang w:val="ar_AE" w:bidi="ar_AE"/>
         </w:rPr>
         <w:t>إِنَّ ٱلرَّبَّ لَا يُحْسِنُ وَلَا يُسِيءُ</w:t>
       </w:r>
       <w:r>
         <w:rPr>
+          <w:rtl/>
+          <w:cs/>
           <w:lang w:val="ar_AE" w:bidi="ar_AE"/>
         </w:rPr>
         <w:t>!"</w:t>
       </w:r>
       <w:r>
         <w:rPr>
-          <w:lang w:val="ar_AE" w:bidi="ar_AE"/>
-        </w:rPr>
-      </w:r>
-      <w:r>
-        <w:rPr>
-          <w:lang w:val="ar_AE" w:bidi="ar_AE"/>
-        </w:rPr>
-      </w:r>
-    </w:p>
-    <w:p>
-      <w:pPr>
-        <w:bidi/>
-      </w:pPr>
-      <w:r>
-        <w:rPr>
+          <w:rtl/>
+          <w:cs/>
+          <w:lang w:val="ar_AE" w:bidi="ar_AE"/>
+        </w:rPr>
+      </w:r>
+      <w:r>
+        <w:rPr>
+          <w:rtl/>
+          <w:cs/>
+          <w:lang w:val="ar_AE" w:bidi="ar_AE"/>
+        </w:rPr>
+      </w:r>
+    </w:p>
+    <w:p>
+      <w:pPr>
+        <w:bidi/>
+      </w:pPr>
+      <w:r>
+        <w:rPr>
+          <w:rtl/>
+          <w:cs/>
           <w:lang w:val="ar_AE" w:bidi="ar_AE"/>
         </w:rPr>
       </w:r>
@@ -782,28 +974,36 @@
       </w:pPr>
       <w:r>
         <w:rPr>
+          <w:rtl/>
+          <w:cs/>
           <w:lang w:val="ar_AE" w:bidi="ar_AE"/>
         </w:rPr>
         <w:t>صفنيا 1: 14</w:t>
       </w:r>
       <w:r>
         <w:rPr>
-          <w:lang w:val="ar_AE" w:bidi="ar_AE"/>
-        </w:rPr>
-      </w:r>
-    </w:p>
-    <w:p>
-      <w:pPr>
-        <w:bidi/>
-      </w:pPr>
-      <w:r>
-        <w:rPr>
+          <w:rtl/>
+          <w:cs/>
+          <w:lang w:val="ar_AE" w:bidi="ar_AE"/>
+        </w:rPr>
+      </w:r>
+    </w:p>
+    <w:p>
+      <w:pPr>
+        <w:bidi/>
+      </w:pPr>
+      <w:r>
+        <w:rPr>
+          <w:rtl/>
+          <w:cs/>
           <w:lang w:val="ar_AE" w:bidi="ar_AE"/>
         </w:rPr>
       </w:r>
       <w:r>
         <w:rPr>
           <w:b/>
+          <w:rtl/>
+          <w:cs/>
           <w:lang w:val="ar_AE" w:bidi="ar_AE"/>
         </w:rPr>
         <w:t>ما الذي يصفه النبي صفنيا في حديثه عن “اليوم العظيم للرب”؟</w:t>
@@ -815,32 +1015,42 @@
       </w:pPr>
       <w:r>
         <w:rPr>
-          <w:lang w:val="ar_AE" w:bidi="ar_AE"/>
-        </w:rPr>
-      </w:r>
-      <w:r>
-        <w:rPr>
+          <w:rtl/>
+          <w:cs/>
+          <w:lang w:val="ar_AE" w:bidi="ar_AE"/>
+        </w:rPr>
+      </w:r>
+      <w:r>
+        <w:rPr>
+          <w:rtl/>
+          <w:cs/>
           <w:lang w:val="ar_AE" w:bidi="ar_AE"/>
         </w:rPr>
         <w:t>سيكون اليوم العظيم للرب يوم سخط، وضيق وشدّة، يوم ظلام وقتام.</w:t>
       </w:r>
       <w:r>
         <w:rPr>
-          <w:lang w:val="ar_AE" w:bidi="ar_AE"/>
-        </w:rPr>
-      </w:r>
-      <w:r>
-        <w:rPr>
-          <w:lang w:val="ar_AE" w:bidi="ar_AE"/>
-        </w:rPr>
-      </w:r>
-    </w:p>
-    <w:p>
-      <w:pPr>
-        <w:bidi/>
-      </w:pPr>
-      <w:r>
-        <w:rPr>
+          <w:rtl/>
+          <w:cs/>
+          <w:lang w:val="ar_AE" w:bidi="ar_AE"/>
+        </w:rPr>
+      </w:r>
+      <w:r>
+        <w:rPr>
+          <w:rtl/>
+          <w:cs/>
+          <w:lang w:val="ar_AE" w:bidi="ar_AE"/>
+        </w:rPr>
+      </w:r>
+    </w:p>
+    <w:p>
+      <w:pPr>
+        <w:bidi/>
+      </w:pPr>
+      <w:r>
+        <w:rPr>
+          <w:rtl/>
+          <w:cs/>
           <w:lang w:val="ar_AE" w:bidi="ar_AE"/>
         </w:rPr>
       </w:r>
@@ -852,28 +1062,36 @@
       </w:pPr>
       <w:r>
         <w:rPr>
+          <w:rtl/>
+          <w:cs/>
           <w:lang w:val="ar_AE" w:bidi="ar_AE"/>
         </w:rPr>
         <w:t>صفنيا 1: 17</w:t>
       </w:r>
       <w:r>
         <w:rPr>
-          <w:lang w:val="ar_AE" w:bidi="ar_AE"/>
-        </w:rPr>
-      </w:r>
-    </w:p>
-    <w:p>
-      <w:pPr>
-        <w:bidi/>
-      </w:pPr>
-      <w:r>
-        <w:rPr>
+          <w:rtl/>
+          <w:cs/>
+          <w:lang w:val="ar_AE" w:bidi="ar_AE"/>
+        </w:rPr>
+      </w:r>
+    </w:p>
+    <w:p>
+      <w:pPr>
+        <w:bidi/>
+      </w:pPr>
+      <w:r>
+        <w:rPr>
+          <w:rtl/>
+          <w:cs/>
           <w:lang w:val="ar_AE" w:bidi="ar_AE"/>
         </w:rPr>
       </w:r>
       <w:r>
         <w:rPr>
           <w:b/>
+          <w:rtl/>
+          <w:cs/>
           <w:lang w:val="ar_AE" w:bidi="ar_AE"/>
         </w:rPr>
         <w:t>ما مصير دماء وأحشاء من خَطِئوا إلى الرب؟</w:t>
@@ -885,44 +1103,58 @@
       </w:pPr>
       <w:r>
         <w:rPr>
-          <w:lang w:val="ar_AE" w:bidi="ar_AE"/>
-        </w:rPr>
-      </w:r>
-      <w:r>
-        <w:rPr>
+          <w:rtl/>
+          <w:cs/>
+          <w:lang w:val="ar_AE" w:bidi="ar_AE"/>
+        </w:rPr>
+      </w:r>
+      <w:r>
+        <w:rPr>
+          <w:rtl/>
+          <w:cs/>
           <w:lang w:val="ar_AE" w:bidi="ar_AE"/>
         </w:rPr>
         <w:t xml:space="preserve">أولئك الذين خَطِئوا إلى الرب تُسفح دِماؤُهُم كالتُّراب ولُحومُهُم </w:t>
       </w:r>
       <w:r>
         <w:rPr>
+          <w:rtl/>
+          <w:cs/>
           <w:lang w:val="ar_AE" w:bidi="ar_AE"/>
         </w:rPr>
         <w:t>كَٱلْجِلَّةِ</w:t>
       </w:r>
       <w:r>
         <w:rPr>
+          <w:rtl/>
+          <w:cs/>
           <w:lang w:val="ar_AE" w:bidi="ar_AE"/>
         </w:rPr>
         <w:t>.</w:t>
       </w:r>
       <w:r>
         <w:rPr>
-          <w:lang w:val="ar_AE" w:bidi="ar_AE"/>
-        </w:rPr>
-      </w:r>
-      <w:r>
-        <w:rPr>
-          <w:lang w:val="ar_AE" w:bidi="ar_AE"/>
-        </w:rPr>
-      </w:r>
-    </w:p>
-    <w:p>
-      <w:pPr>
-        <w:bidi/>
-      </w:pPr>
-      <w:r>
-        <w:rPr>
+          <w:rtl/>
+          <w:cs/>
+          <w:lang w:val="ar_AE" w:bidi="ar_AE"/>
+        </w:rPr>
+      </w:r>
+      <w:r>
+        <w:rPr>
+          <w:rtl/>
+          <w:cs/>
+          <w:lang w:val="ar_AE" w:bidi="ar_AE"/>
+        </w:rPr>
+      </w:r>
+    </w:p>
+    <w:p>
+      <w:pPr>
+        <w:bidi/>
+      </w:pPr>
+      <w:r>
+        <w:rPr>
+          <w:rtl/>
+          <w:cs/>
           <w:lang w:val="ar_AE" w:bidi="ar_AE"/>
         </w:rPr>
       </w:r>
@@ -934,28 +1166,36 @@
       </w:pPr>
       <w:r>
         <w:rPr>
+          <w:rtl/>
+          <w:cs/>
           <w:lang w:val="ar_AE" w:bidi="ar_AE"/>
         </w:rPr>
         <w:t>صفنيا 1: 18</w:t>
       </w:r>
       <w:r>
         <w:rPr>
-          <w:lang w:val="ar_AE" w:bidi="ar_AE"/>
-        </w:rPr>
-      </w:r>
-    </w:p>
-    <w:p>
-      <w:pPr>
-        <w:bidi/>
-      </w:pPr>
-      <w:r>
-        <w:rPr>
+          <w:rtl/>
+          <w:cs/>
+          <w:lang w:val="ar_AE" w:bidi="ar_AE"/>
+        </w:rPr>
+      </w:r>
+    </w:p>
+    <w:p>
+      <w:pPr>
+        <w:bidi/>
+      </w:pPr>
+      <w:r>
+        <w:rPr>
+          <w:rtl/>
+          <w:cs/>
           <w:lang w:val="ar_AE" w:bidi="ar_AE"/>
         </w:rPr>
       </w:r>
       <w:r>
         <w:rPr>
           <w:b/>
+          <w:rtl/>
+          <w:cs/>
           <w:lang w:val="ar_AE" w:bidi="ar_AE"/>
         </w:rPr>
         <w:t>ما الأشياء التي لا يمكنها إنقاذ الناس من غضب الرب؟</w:t>
@@ -967,32 +1207,42 @@
       </w:pPr>
       <w:r>
         <w:rPr>
-          <w:lang w:val="ar_AE" w:bidi="ar_AE"/>
-        </w:rPr>
-      </w:r>
-      <w:r>
-        <w:rPr>
+          <w:rtl/>
+          <w:cs/>
+          <w:lang w:val="ar_AE" w:bidi="ar_AE"/>
+        </w:rPr>
+      </w:r>
+      <w:r>
+        <w:rPr>
+          <w:rtl/>
+          <w:cs/>
           <w:lang w:val="ar_AE" w:bidi="ar_AE"/>
         </w:rPr>
         <w:t>لن تتمكن فضتهم ولا ذهبهم من إنقاذهم.</w:t>
       </w:r>
       <w:r>
         <w:rPr>
-          <w:lang w:val="ar_AE" w:bidi="ar_AE"/>
-        </w:rPr>
-      </w:r>
-      <w:r>
-        <w:rPr>
-          <w:lang w:val="ar_AE" w:bidi="ar_AE"/>
-        </w:rPr>
-      </w:r>
-    </w:p>
-    <w:p>
-      <w:pPr>
-        <w:bidi/>
-      </w:pPr>
-      <w:r>
-        <w:rPr>
+          <w:rtl/>
+          <w:cs/>
+          <w:lang w:val="ar_AE" w:bidi="ar_AE"/>
+        </w:rPr>
+      </w:r>
+      <w:r>
+        <w:rPr>
+          <w:rtl/>
+          <w:cs/>
+          <w:lang w:val="ar_AE" w:bidi="ar_AE"/>
+        </w:rPr>
+      </w:r>
+    </w:p>
+    <w:p>
+      <w:pPr>
+        <w:bidi/>
+      </w:pPr>
+      <w:r>
+        <w:rPr>
+          <w:rtl/>
+          <w:cs/>
           <w:lang w:val="ar_AE" w:bidi="ar_AE"/>
         </w:rPr>
       </w:r>
@@ -1004,28 +1254,36 @@
       </w:pPr>
       <w:r>
         <w:rPr>
+          <w:rtl/>
+          <w:cs/>
           <w:lang w:val="ar_AE" w:bidi="ar_AE"/>
         </w:rPr>
         <w:t>صفنيا 2: 3</w:t>
       </w:r>
       <w:r>
         <w:rPr>
-          <w:lang w:val="ar_AE" w:bidi="ar_AE"/>
-        </w:rPr>
-      </w:r>
-    </w:p>
-    <w:p>
-      <w:pPr>
-        <w:bidi/>
-      </w:pPr>
-      <w:r>
-        <w:rPr>
+          <w:rtl/>
+          <w:cs/>
+          <w:lang w:val="ar_AE" w:bidi="ar_AE"/>
+        </w:rPr>
+      </w:r>
+    </w:p>
+    <w:p>
+      <w:pPr>
+        <w:bidi/>
+      </w:pPr>
+      <w:r>
+        <w:rPr>
+          <w:rtl/>
+          <w:cs/>
           <w:lang w:val="ar_AE" w:bidi="ar_AE"/>
         </w:rPr>
       </w:r>
       <w:r>
         <w:rPr>
           <w:b/>
+          <w:rtl/>
+          <w:cs/>
           <w:lang w:val="ar_AE" w:bidi="ar_AE"/>
         </w:rPr>
         <w:t>يقول صفنيا إن الناس قد يُسترون في يوم سخط الرب إذا ما فعلوا أمرًا بعينه. فمَا الذي يجب عليهم فعله؟</w:t>
@@ -1037,11 +1295,15 @@
       </w:pPr>
       <w:r>
         <w:rPr>
-          <w:lang w:val="ar_AE" w:bidi="ar_AE"/>
-        </w:rPr>
-      </w:r>
-      <w:r>
-        <w:rPr>
+          <w:rtl/>
+          <w:cs/>
+          <w:lang w:val="ar_AE" w:bidi="ar_AE"/>
+        </w:rPr>
+      </w:r>
+      <w:r>
+        <w:rPr>
+          <w:rtl/>
+          <w:cs/>
           <w:lang w:val="ar_AE" w:bidi="ar_AE"/>
         </w:rPr>
         <w:t>يجب على الناس أن يطلبوا البر والتواضع كيما يُسترون في يوم سخط الرب.</w:t>
@@ -1053,26 +1315,34 @@
       </w:pPr>
       <w:r>
         <w:rPr>
-          <w:lang w:val="ar_AE" w:bidi="ar_AE"/>
-        </w:rPr>
-      </w:r>
-      <w:r>
-        <w:rPr>
-          <w:lang w:val="ar_AE" w:bidi="ar_AE"/>
-        </w:rPr>
-      </w:r>
-      <w:r>
-        <w:rPr>
-          <w:lang w:val="ar_AE" w:bidi="ar_AE"/>
-        </w:rPr>
-      </w:r>
-    </w:p>
-    <w:p>
-      <w:pPr>
-        <w:bidi/>
-      </w:pPr>
-      <w:r>
-        <w:rPr>
+          <w:rtl/>
+          <w:cs/>
+          <w:lang w:val="ar_AE" w:bidi="ar_AE"/>
+        </w:rPr>
+      </w:r>
+      <w:r>
+        <w:rPr>
+          <w:rtl/>
+          <w:cs/>
+          <w:lang w:val="ar_AE" w:bidi="ar_AE"/>
+        </w:rPr>
+      </w:r>
+      <w:r>
+        <w:rPr>
+          <w:rtl/>
+          <w:cs/>
+          <w:lang w:val="ar_AE" w:bidi="ar_AE"/>
+        </w:rPr>
+      </w:r>
+    </w:p>
+    <w:p>
+      <w:pPr>
+        <w:bidi/>
+      </w:pPr>
+      <w:r>
+        <w:rPr>
+          <w:rtl/>
+          <w:cs/>
           <w:lang w:val="ar_AE" w:bidi="ar_AE"/>
         </w:rPr>
       </w:r>
@@ -1084,28 +1354,36 @@
       </w:pPr>
       <w:r>
         <w:rPr>
+          <w:rtl/>
+          <w:cs/>
           <w:lang w:val="ar_AE" w:bidi="ar_AE"/>
         </w:rPr>
         <w:t>صفنيا 2: 4</w:t>
       </w:r>
       <w:r>
         <w:rPr>
-          <w:lang w:val="ar_AE" w:bidi="ar_AE"/>
-        </w:rPr>
-      </w:r>
-    </w:p>
-    <w:p>
-      <w:pPr>
-        <w:bidi/>
-      </w:pPr>
-      <w:r>
-        <w:rPr>
+          <w:rtl/>
+          <w:cs/>
+          <w:lang w:val="ar_AE" w:bidi="ar_AE"/>
+        </w:rPr>
+      </w:r>
+    </w:p>
+    <w:p>
+      <w:pPr>
+        <w:bidi/>
+      </w:pPr>
+      <w:r>
+        <w:rPr>
+          <w:rtl/>
+          <w:cs/>
           <w:lang w:val="ar_AE" w:bidi="ar_AE"/>
         </w:rPr>
       </w:r>
       <w:r>
         <w:rPr>
           <w:b/>
+          <w:rtl/>
+          <w:cs/>
           <w:lang w:val="ar_AE" w:bidi="ar_AE"/>
         </w:rPr>
         <w:t>ما الذي سيحدث لمدن غزة، وأشقلون، وأشدود، وعقرون؟</w:t>
@@ -1117,32 +1395,42 @@
       </w:pPr>
       <w:r>
         <w:rPr>
-          <w:lang w:val="ar_AE" w:bidi="ar_AE"/>
-        </w:rPr>
-      </w:r>
-      <w:r>
-        <w:rPr>
+          <w:rtl/>
+          <w:cs/>
+          <w:lang w:val="ar_AE" w:bidi="ar_AE"/>
+        </w:rPr>
+      </w:r>
+      <w:r>
+        <w:rPr>
+          <w:rtl/>
+          <w:cs/>
           <w:lang w:val="ar_AE" w:bidi="ar_AE"/>
         </w:rPr>
         <w:t>جميع الشعوب التي لن تستجيب لتحذير الرب ستقتلع اقتلاعًا، وتهلك.</w:t>
       </w:r>
       <w:r>
         <w:rPr>
-          <w:lang w:val="ar_AE" w:bidi="ar_AE"/>
-        </w:rPr>
-      </w:r>
-      <w:r>
-        <w:rPr>
-          <w:lang w:val="ar_AE" w:bidi="ar_AE"/>
-        </w:rPr>
-      </w:r>
-    </w:p>
-    <w:p>
-      <w:pPr>
-        <w:bidi/>
-      </w:pPr>
-      <w:r>
-        <w:rPr>
+          <w:rtl/>
+          <w:cs/>
+          <w:lang w:val="ar_AE" w:bidi="ar_AE"/>
+        </w:rPr>
+      </w:r>
+      <w:r>
+        <w:rPr>
+          <w:rtl/>
+          <w:cs/>
+          <w:lang w:val="ar_AE" w:bidi="ar_AE"/>
+        </w:rPr>
+      </w:r>
+    </w:p>
+    <w:p>
+      <w:pPr>
+        <w:bidi/>
+      </w:pPr>
+      <w:r>
+        <w:rPr>
+          <w:rtl/>
+          <w:cs/>
           <w:lang w:val="ar_AE" w:bidi="ar_AE"/>
         </w:rPr>
       </w:r>
@@ -1154,28 +1442,36 @@
       </w:pPr>
       <w:r>
         <w:rPr>
+          <w:rtl/>
+          <w:cs/>
           <w:lang w:val="ar_AE" w:bidi="ar_AE"/>
         </w:rPr>
         <w:t>صفنيا 2: 9</w:t>
       </w:r>
       <w:r>
         <w:rPr>
-          <w:lang w:val="ar_AE" w:bidi="ar_AE"/>
-        </w:rPr>
-      </w:r>
-    </w:p>
-    <w:p>
-      <w:pPr>
-        <w:bidi/>
-      </w:pPr>
-      <w:r>
-        <w:rPr>
+          <w:rtl/>
+          <w:cs/>
+          <w:lang w:val="ar_AE" w:bidi="ar_AE"/>
+        </w:rPr>
+      </w:r>
+    </w:p>
+    <w:p>
+      <w:pPr>
+        <w:bidi/>
+      </w:pPr>
+      <w:r>
+        <w:rPr>
+          <w:rtl/>
+          <w:cs/>
           <w:lang w:val="ar_AE" w:bidi="ar_AE"/>
         </w:rPr>
       </w:r>
       <w:r>
         <w:rPr>
           <w:b/>
+          <w:rtl/>
+          <w:cs/>
           <w:lang w:val="ar_AE" w:bidi="ar_AE"/>
         </w:rPr>
         <w:t>ما المدينتان اللتان ستتشبّه بهما موآب وأبناء العمونيين؟</w:t>
@@ -1187,32 +1483,42 @@
       </w:pPr>
       <w:r>
         <w:rPr>
-          <w:lang w:val="ar_AE" w:bidi="ar_AE"/>
-        </w:rPr>
-      </w:r>
-      <w:r>
-        <w:rPr>
+          <w:rtl/>
+          <w:cs/>
+          <w:lang w:val="ar_AE" w:bidi="ar_AE"/>
+        </w:rPr>
+      </w:r>
+      <w:r>
+        <w:rPr>
+          <w:rtl/>
+          <w:cs/>
           <w:lang w:val="ar_AE" w:bidi="ar_AE"/>
         </w:rPr>
         <w:t>ستكون موآب مثل سدوم، وشعب العمونيين مثل عمورة.</w:t>
       </w:r>
       <w:r>
         <w:rPr>
-          <w:lang w:val="ar_AE" w:bidi="ar_AE"/>
-        </w:rPr>
-      </w:r>
-      <w:r>
-        <w:rPr>
-          <w:lang w:val="ar_AE" w:bidi="ar_AE"/>
-        </w:rPr>
-      </w:r>
-    </w:p>
-    <w:p>
-      <w:pPr>
-        <w:bidi/>
-      </w:pPr>
-      <w:r>
-        <w:rPr>
+          <w:rtl/>
+          <w:cs/>
+          <w:lang w:val="ar_AE" w:bidi="ar_AE"/>
+        </w:rPr>
+      </w:r>
+      <w:r>
+        <w:rPr>
+          <w:rtl/>
+          <w:cs/>
+          <w:lang w:val="ar_AE" w:bidi="ar_AE"/>
+        </w:rPr>
+      </w:r>
+    </w:p>
+    <w:p>
+      <w:pPr>
+        <w:bidi/>
+      </w:pPr>
+      <w:r>
+        <w:rPr>
+          <w:rtl/>
+          <w:cs/>
           <w:lang w:val="ar_AE" w:bidi="ar_AE"/>
         </w:rPr>
       </w:r>
@@ -1224,28 +1530,36 @@
       </w:pPr>
       <w:r>
         <w:rPr>
+          <w:rtl/>
+          <w:cs/>
           <w:lang w:val="ar_AE" w:bidi="ar_AE"/>
         </w:rPr>
         <w:t>صفنيا 2: 14</w:t>
       </w:r>
       <w:r>
         <w:rPr>
-          <w:lang w:val="ar_AE" w:bidi="ar_AE"/>
-        </w:rPr>
-      </w:r>
-    </w:p>
-    <w:p>
-      <w:pPr>
-        <w:bidi/>
-      </w:pPr>
-      <w:r>
-        <w:rPr>
+          <w:rtl/>
+          <w:cs/>
+          <w:lang w:val="ar_AE" w:bidi="ar_AE"/>
+        </w:rPr>
+      </w:r>
+    </w:p>
+    <w:p>
+      <w:pPr>
+        <w:bidi/>
+      </w:pPr>
+      <w:r>
+        <w:rPr>
+          <w:rtl/>
+          <w:cs/>
           <w:lang w:val="ar_AE" w:bidi="ar_AE"/>
         </w:rPr>
       </w:r>
       <w:r>
         <w:rPr>
           <w:b/>
+          <w:rtl/>
+          <w:cs/>
           <w:lang w:val="ar_AE" w:bidi="ar_AE"/>
         </w:rPr>
         <w:t>ما نوع الطيور التي ستأوي في قمة أعمدة أشور؟</w:t>
@@ -1257,11 +1571,15 @@
       </w:pPr>
       <w:r>
         <w:rPr>
-          <w:lang w:val="ar_AE" w:bidi="ar_AE"/>
-        </w:rPr>
-      </w:r>
-      <w:r>
-        <w:rPr>
+          <w:rtl/>
+          <w:cs/>
+          <w:lang w:val="ar_AE" w:bidi="ar_AE"/>
+        </w:rPr>
+      </w:r>
+      <w:r>
+        <w:rPr>
+          <w:rtl/>
+          <w:cs/>
           <w:lang w:val="ar_AE" w:bidi="ar_AE"/>
         </w:rPr>
         <w:t>البوم ستأوي في قمم أعمدة أشور.</w:t>
@@ -1273,26 +1591,34 @@
       </w:pPr>
       <w:r>
         <w:rPr>
-          <w:lang w:val="ar_AE" w:bidi="ar_AE"/>
-        </w:rPr>
-      </w:r>
-      <w:r>
-        <w:rPr>
-          <w:lang w:val="ar_AE" w:bidi="ar_AE"/>
-        </w:rPr>
-      </w:r>
-      <w:r>
-        <w:rPr>
-          <w:lang w:val="ar_AE" w:bidi="ar_AE"/>
-        </w:rPr>
-      </w:r>
-    </w:p>
-    <w:p>
-      <w:pPr>
-        <w:bidi/>
-      </w:pPr>
-      <w:r>
-        <w:rPr>
+          <w:rtl/>
+          <w:cs/>
+          <w:lang w:val="ar_AE" w:bidi="ar_AE"/>
+        </w:rPr>
+      </w:r>
+      <w:r>
+        <w:rPr>
+          <w:rtl/>
+          <w:cs/>
+          <w:lang w:val="ar_AE" w:bidi="ar_AE"/>
+        </w:rPr>
+      </w:r>
+      <w:r>
+        <w:rPr>
+          <w:rtl/>
+          <w:cs/>
+          <w:lang w:val="ar_AE" w:bidi="ar_AE"/>
+        </w:rPr>
+      </w:r>
+    </w:p>
+    <w:p>
+      <w:pPr>
+        <w:bidi/>
+      </w:pPr>
+      <w:r>
+        <w:rPr>
+          <w:rtl/>
+          <w:cs/>
           <w:lang w:val="ar_AE" w:bidi="ar_AE"/>
         </w:rPr>
       </w:r>
@@ -1304,28 +1630,36 @@
       </w:pPr>
       <w:r>
         <w:rPr>
+          <w:rtl/>
+          <w:cs/>
           <w:lang w:val="ar_AE" w:bidi="ar_AE"/>
         </w:rPr>
         <w:t>صفنيا 2: 15</w:t>
       </w:r>
       <w:r>
         <w:rPr>
-          <w:lang w:val="ar_AE" w:bidi="ar_AE"/>
-        </w:rPr>
-      </w:r>
-    </w:p>
-    <w:p>
-      <w:pPr>
-        <w:bidi/>
-      </w:pPr>
-      <w:r>
-        <w:rPr>
+          <w:rtl/>
+          <w:cs/>
+          <w:lang w:val="ar_AE" w:bidi="ar_AE"/>
+        </w:rPr>
+      </w:r>
+    </w:p>
+    <w:p>
+      <w:pPr>
+        <w:bidi/>
+      </w:pPr>
+      <w:r>
+        <w:rPr>
+          <w:rtl/>
+          <w:cs/>
           <w:lang w:val="ar_AE" w:bidi="ar_AE"/>
         </w:rPr>
       </w:r>
       <w:r>
         <w:rPr>
           <w:b/>
+          <w:rtl/>
+          <w:cs/>
           <w:lang w:val="ar_AE" w:bidi="ar_AE"/>
         </w:rPr>
         <w:t>ما الذي سيحدث للمدينة المُبتهجة بحسب نبوة صفنيا</w:t>
@@ -1333,6 +1667,8 @@
       <w:r>
         <w:rPr>
           <w:b/>
+          <w:rtl/>
+          <w:cs/>
           <w:lang w:val="ar_AE" w:bidi="ar_AE"/>
         </w:rPr>
         <w:t>؟</w:t>
@@ -1344,32 +1680,42 @@
       </w:pPr>
       <w:r>
         <w:rPr>
-          <w:lang w:val="ar_AE" w:bidi="ar_AE"/>
-        </w:rPr>
-      </w:r>
-      <w:r>
-        <w:rPr>
+          <w:rtl/>
+          <w:cs/>
+          <w:lang w:val="ar_AE" w:bidi="ar_AE"/>
+        </w:rPr>
+      </w:r>
+      <w:r>
+        <w:rPr>
+          <w:rtl/>
+          <w:cs/>
           <w:lang w:val="ar_AE" w:bidi="ar_AE"/>
         </w:rPr>
         <w:t>ستتحول المدينة المبتهجة خرابًا، وتكون مَأْوى للوُحُوشِ البرِّيَّة.</w:t>
       </w:r>
       <w:r>
         <w:rPr>
-          <w:lang w:val="ar_AE" w:bidi="ar_AE"/>
-        </w:rPr>
-      </w:r>
-      <w:r>
-        <w:rPr>
-          <w:lang w:val="ar_AE" w:bidi="ar_AE"/>
-        </w:rPr>
-      </w:r>
-    </w:p>
-    <w:p>
-      <w:pPr>
-        <w:bidi/>
-      </w:pPr>
-      <w:r>
-        <w:rPr>
+          <w:rtl/>
+          <w:cs/>
+          <w:lang w:val="ar_AE" w:bidi="ar_AE"/>
+        </w:rPr>
+      </w:r>
+      <w:r>
+        <w:rPr>
+          <w:rtl/>
+          <w:cs/>
+          <w:lang w:val="ar_AE" w:bidi="ar_AE"/>
+        </w:rPr>
+      </w:r>
+    </w:p>
+    <w:p>
+      <w:pPr>
+        <w:bidi/>
+      </w:pPr>
+      <w:r>
+        <w:rPr>
+          <w:rtl/>
+          <w:cs/>
           <w:lang w:val="ar_AE" w:bidi="ar_AE"/>
         </w:rPr>
       </w:r>
@@ -1381,28 +1727,36 @@
       </w:pPr>
       <w:r>
         <w:rPr>
+          <w:rtl/>
+          <w:cs/>
           <w:lang w:val="ar_AE" w:bidi="ar_AE"/>
         </w:rPr>
         <w:t>صفنيا 3: 3</w:t>
       </w:r>
       <w:r>
         <w:rPr>
-          <w:lang w:val="ar_AE" w:bidi="ar_AE"/>
-        </w:rPr>
-      </w:r>
-    </w:p>
-    <w:p>
-      <w:pPr>
-        <w:bidi/>
-      </w:pPr>
-      <w:r>
-        <w:rPr>
+          <w:rtl/>
+          <w:cs/>
+          <w:lang w:val="ar_AE" w:bidi="ar_AE"/>
+        </w:rPr>
+      </w:r>
+    </w:p>
+    <w:p>
+      <w:pPr>
+        <w:bidi/>
+      </w:pPr>
+      <w:r>
+        <w:rPr>
+          <w:rtl/>
+          <w:cs/>
           <w:lang w:val="ar_AE" w:bidi="ar_AE"/>
         </w:rPr>
       </w:r>
       <w:r>
         <w:rPr>
           <w:b/>
+          <w:rtl/>
+          <w:cs/>
           <w:lang w:val="ar_AE" w:bidi="ar_AE"/>
         </w:rPr>
         <w:t>بأية حيوانات شبّه صفنيا هؤلاء الأمراء والقضاة؟</w:t>
@@ -1414,50 +1768,66 @@
       </w:pPr>
       <w:r>
         <w:rPr>
-          <w:lang w:val="ar_AE" w:bidi="ar_AE"/>
-        </w:rPr>
-      </w:r>
-      <w:r>
-        <w:rPr>
+          <w:rtl/>
+          <w:cs/>
+          <w:lang w:val="ar_AE" w:bidi="ar_AE"/>
+        </w:rPr>
+      </w:r>
+      <w:r>
+        <w:rPr>
+          <w:rtl/>
+          <w:cs/>
           <w:lang w:val="ar_AE" w:bidi="ar_AE"/>
         </w:rPr>
         <w:t xml:space="preserve">أمراء المدينة </w:t>
       </w:r>
       <w:r>
         <w:rPr>
+          <w:rtl/>
+          <w:cs/>
           <w:lang w:val="ar_AE" w:bidi="ar_AE"/>
         </w:rPr>
         <w:t>الجَائِرَة</w:t>
       </w:r>
       <w:r>
         <w:rPr>
+          <w:rtl/>
+          <w:cs/>
           <w:lang w:val="ar_AE" w:bidi="ar_AE"/>
         </w:rPr>
         <w:t xml:space="preserve"> يشبهون الأسود ال</w:t>
       </w:r>
       <w:r>
         <w:rPr>
+          <w:rtl/>
+          <w:cs/>
           <w:lang w:val="ar_AE" w:bidi="ar_AE"/>
         </w:rPr>
         <w:t>مُزمجِرة.</w:t>
       </w:r>
       <w:r>
         <w:rPr>
-          <w:lang w:val="ar_AE" w:bidi="ar_AE"/>
-        </w:rPr>
-      </w:r>
-      <w:r>
-        <w:rPr>
-          <w:lang w:val="ar_AE" w:bidi="ar_AE"/>
-        </w:rPr>
-      </w:r>
-    </w:p>
-    <w:p>
-      <w:pPr>
-        <w:bidi/>
-      </w:pPr>
-      <w:r>
-        <w:rPr>
+          <w:rtl/>
+          <w:cs/>
+          <w:lang w:val="ar_AE" w:bidi="ar_AE"/>
+        </w:rPr>
+      </w:r>
+      <w:r>
+        <w:rPr>
+          <w:rtl/>
+          <w:cs/>
+          <w:lang w:val="ar_AE" w:bidi="ar_AE"/>
+        </w:rPr>
+      </w:r>
+    </w:p>
+    <w:p>
+      <w:pPr>
+        <w:bidi/>
+      </w:pPr>
+      <w:r>
+        <w:rPr>
+          <w:rtl/>
+          <w:cs/>
           <w:lang w:val="ar_AE" w:bidi="ar_AE"/>
         </w:rPr>
       </w:r>
@@ -1469,28 +1839,36 @@
       </w:pPr>
       <w:r>
         <w:rPr>
+          <w:rtl/>
+          <w:cs/>
           <w:lang w:val="ar_AE" w:bidi="ar_AE"/>
         </w:rPr>
         <w:t>صفنيا 3: 5</w:t>
       </w:r>
       <w:r>
         <w:rPr>
-          <w:lang w:val="ar_AE" w:bidi="ar_AE"/>
-        </w:rPr>
-      </w:r>
-    </w:p>
-    <w:p>
-      <w:pPr>
-        <w:bidi/>
-      </w:pPr>
-      <w:r>
-        <w:rPr>
+          <w:rtl/>
+          <w:cs/>
+          <w:lang w:val="ar_AE" w:bidi="ar_AE"/>
+        </w:rPr>
+      </w:r>
+    </w:p>
+    <w:p>
+      <w:pPr>
+        <w:bidi/>
+      </w:pPr>
+      <w:r>
+        <w:rPr>
+          <w:rtl/>
+          <w:cs/>
           <w:lang w:val="ar_AE" w:bidi="ar_AE"/>
         </w:rPr>
       </w:r>
       <w:r>
         <w:rPr>
           <w:b/>
+          <w:rtl/>
+          <w:cs/>
           <w:lang w:val="ar_AE" w:bidi="ar_AE"/>
         </w:rPr>
         <w:t>متى يظهر الله عدله (حكمه) إلى النور؟</w:t>
@@ -1502,44 +1880,58 @@
       </w:pPr>
       <w:r>
         <w:rPr>
-          <w:lang w:val="ar_AE" w:bidi="ar_AE"/>
-        </w:rPr>
-      </w:r>
-      <w:r>
-        <w:rPr>
+          <w:rtl/>
+          <w:cs/>
+          <w:lang w:val="ar_AE" w:bidi="ar_AE"/>
+        </w:rPr>
+      </w:r>
+      <w:r>
+        <w:rPr>
+          <w:rtl/>
+          <w:cs/>
           <w:lang w:val="ar_AE" w:bidi="ar_AE"/>
         </w:rPr>
         <w:t xml:space="preserve">ينشر الرب عدله ويظهره </w:t>
       </w:r>
       <w:r>
         <w:rPr>
+          <w:rtl/>
+          <w:cs/>
           <w:lang w:val="ar_AE" w:bidi="ar_AE"/>
         </w:rPr>
         <w:t>صباحًا فصباحًا</w:t>
       </w:r>
       <w:r>
         <w:rPr>
+          <w:rtl/>
+          <w:cs/>
           <w:lang w:val="ar_AE" w:bidi="ar_AE"/>
         </w:rPr>
         <w:t>.</w:t>
       </w:r>
       <w:r>
         <w:rPr>
-          <w:lang w:val="ar_AE" w:bidi="ar_AE"/>
-        </w:rPr>
-      </w:r>
-      <w:r>
-        <w:rPr>
-          <w:lang w:val="ar_AE" w:bidi="ar_AE"/>
-        </w:rPr>
-      </w:r>
-    </w:p>
-    <w:p>
-      <w:pPr>
-        <w:bidi/>
-      </w:pPr>
-      <w:r>
-        <w:rPr>
+          <w:rtl/>
+          <w:cs/>
+          <w:lang w:val="ar_AE" w:bidi="ar_AE"/>
+        </w:rPr>
+      </w:r>
+      <w:r>
+        <w:rPr>
+          <w:rtl/>
+          <w:cs/>
+          <w:lang w:val="ar_AE" w:bidi="ar_AE"/>
+        </w:rPr>
+      </w:r>
+    </w:p>
+    <w:p>
+      <w:pPr>
+        <w:bidi/>
+      </w:pPr>
+      <w:r>
+        <w:rPr>
+          <w:rtl/>
+          <w:cs/>
           <w:lang w:val="ar_AE" w:bidi="ar_AE"/>
         </w:rPr>
       </w:r>
@@ -1551,28 +1943,36 @@
       </w:pPr>
       <w:r>
         <w:rPr>
+          <w:rtl/>
+          <w:cs/>
           <w:lang w:val="ar_AE" w:bidi="ar_AE"/>
         </w:rPr>
         <w:t>صفنيا 3: 7</w:t>
       </w:r>
       <w:r>
         <w:rPr>
-          <w:lang w:val="ar_AE" w:bidi="ar_AE"/>
-        </w:rPr>
-      </w:r>
-    </w:p>
-    <w:p>
-      <w:pPr>
-        <w:bidi/>
-      </w:pPr>
-      <w:r>
-        <w:rPr>
+          <w:rtl/>
+          <w:cs/>
+          <w:lang w:val="ar_AE" w:bidi="ar_AE"/>
+        </w:rPr>
+      </w:r>
+    </w:p>
+    <w:p>
+      <w:pPr>
+        <w:bidi/>
+      </w:pPr>
+      <w:r>
+        <w:rPr>
+          <w:rtl/>
+          <w:cs/>
           <w:lang w:val="ar_AE" w:bidi="ar_AE"/>
         </w:rPr>
       </w:r>
       <w:r>
         <w:rPr>
           <w:b/>
+          <w:rtl/>
+          <w:cs/>
           <w:lang w:val="ar_AE" w:bidi="ar_AE"/>
         </w:rPr>
         <w:t>ما الذي كان الله يأمل أن يفعله الناس؟</w:t>
@@ -1584,32 +1984,42 @@
       </w:pPr>
       <w:r>
         <w:rPr>
-          <w:lang w:val="ar_AE" w:bidi="ar_AE"/>
-        </w:rPr>
-      </w:r>
-      <w:r>
-        <w:rPr>
+          <w:rtl/>
+          <w:cs/>
+          <w:lang w:val="ar_AE" w:bidi="ar_AE"/>
+        </w:rPr>
+      </w:r>
+      <w:r>
+        <w:rPr>
+          <w:rtl/>
+          <w:cs/>
           <w:lang w:val="ar_AE" w:bidi="ar_AE"/>
         </w:rPr>
         <w:t>كان الرب يأمل أن يخشاه الناس (شعب أورشليم) ويقبلوا التأديب.</w:t>
       </w:r>
       <w:r>
         <w:rPr>
-          <w:lang w:val="ar_AE" w:bidi="ar_AE"/>
-        </w:rPr>
-      </w:r>
-      <w:r>
-        <w:rPr>
-          <w:lang w:val="ar_AE" w:bidi="ar_AE"/>
-        </w:rPr>
-      </w:r>
-    </w:p>
-    <w:p>
-      <w:pPr>
-        <w:bidi/>
-      </w:pPr>
-      <w:r>
-        <w:rPr>
+          <w:rtl/>
+          <w:cs/>
+          <w:lang w:val="ar_AE" w:bidi="ar_AE"/>
+        </w:rPr>
+      </w:r>
+      <w:r>
+        <w:rPr>
+          <w:rtl/>
+          <w:cs/>
+          <w:lang w:val="ar_AE" w:bidi="ar_AE"/>
+        </w:rPr>
+      </w:r>
+    </w:p>
+    <w:p>
+      <w:pPr>
+        <w:bidi/>
+      </w:pPr>
+      <w:r>
+        <w:rPr>
+          <w:rtl/>
+          <w:cs/>
           <w:lang w:val="ar_AE" w:bidi="ar_AE"/>
         </w:rPr>
       </w:r>
@@ -1621,28 +2031,36 @@
       </w:pPr>
       <w:r>
         <w:rPr>
+          <w:rtl/>
+          <w:cs/>
           <w:lang w:val="ar_AE" w:bidi="ar_AE"/>
         </w:rPr>
         <w:t>صفنيا 3: 8</w:t>
       </w:r>
       <w:r>
         <w:rPr>
-          <w:lang w:val="ar_AE" w:bidi="ar_AE"/>
-        </w:rPr>
-      </w:r>
-    </w:p>
-    <w:p>
-      <w:pPr>
-        <w:bidi/>
-      </w:pPr>
-      <w:r>
-        <w:rPr>
+          <w:rtl/>
+          <w:cs/>
+          <w:lang w:val="ar_AE" w:bidi="ar_AE"/>
+        </w:rPr>
+      </w:r>
+    </w:p>
+    <w:p>
+      <w:pPr>
+        <w:bidi/>
+      </w:pPr>
+      <w:r>
+        <w:rPr>
+          <w:rtl/>
+          <w:cs/>
           <w:lang w:val="ar_AE" w:bidi="ar_AE"/>
         </w:rPr>
       </w:r>
       <w:r>
         <w:rPr>
           <w:b/>
+          <w:rtl/>
+          <w:cs/>
           <w:lang w:val="ar_AE" w:bidi="ar_AE"/>
         </w:rPr>
         <w:t>ماذا قال الرب عما هو مزمع أن يفعل (حكمه- دينونته)؟</w:t>
@@ -1654,32 +2072,42 @@
       </w:pPr>
       <w:r>
         <w:rPr>
-          <w:lang w:val="ar_AE" w:bidi="ar_AE"/>
-        </w:rPr>
-      </w:r>
-      <w:r>
-        <w:rPr>
+          <w:rtl/>
+          <w:cs/>
+          <w:lang w:val="ar_AE" w:bidi="ar_AE"/>
+        </w:rPr>
+      </w:r>
+      <w:r>
+        <w:rPr>
+          <w:rtl/>
+          <w:cs/>
           <w:lang w:val="ar_AE" w:bidi="ar_AE"/>
         </w:rPr>
         <w:t>قرر الرب أن يجمع الأمم ويصب عليهم سخطه وكل حمو غضبه.</w:t>
       </w:r>
       <w:r>
         <w:rPr>
-          <w:lang w:val="ar_AE" w:bidi="ar_AE"/>
-        </w:rPr>
-      </w:r>
-      <w:r>
-        <w:rPr>
-          <w:lang w:val="ar_AE" w:bidi="ar_AE"/>
-        </w:rPr>
-      </w:r>
-    </w:p>
-    <w:p>
-      <w:pPr>
-        <w:bidi/>
-      </w:pPr>
-      <w:r>
-        <w:rPr>
+          <w:rtl/>
+          <w:cs/>
+          <w:lang w:val="ar_AE" w:bidi="ar_AE"/>
+        </w:rPr>
+      </w:r>
+      <w:r>
+        <w:rPr>
+          <w:rtl/>
+          <w:cs/>
+          <w:lang w:val="ar_AE" w:bidi="ar_AE"/>
+        </w:rPr>
+      </w:r>
+    </w:p>
+    <w:p>
+      <w:pPr>
+        <w:bidi/>
+      </w:pPr>
+      <w:r>
+        <w:rPr>
+          <w:rtl/>
+          <w:cs/>
           <w:lang w:val="ar_AE" w:bidi="ar_AE"/>
         </w:rPr>
       </w:r>
@@ -1691,28 +2119,36 @@
       </w:pPr>
       <w:r>
         <w:rPr>
+          <w:rtl/>
+          <w:cs/>
           <w:lang w:val="ar_AE" w:bidi="ar_AE"/>
         </w:rPr>
         <w:t>صفنيا 3: 9</w:t>
       </w:r>
       <w:r>
         <w:rPr>
-          <w:lang w:val="ar_AE" w:bidi="ar_AE"/>
-        </w:rPr>
-      </w:r>
-    </w:p>
-    <w:p>
-      <w:pPr>
-        <w:bidi/>
-      </w:pPr>
-      <w:r>
-        <w:rPr>
+          <w:rtl/>
+          <w:cs/>
+          <w:lang w:val="ar_AE" w:bidi="ar_AE"/>
+        </w:rPr>
+      </w:r>
+    </w:p>
+    <w:p>
+      <w:pPr>
+        <w:bidi/>
+      </w:pPr>
+      <w:r>
+        <w:rPr>
+          <w:rtl/>
+          <w:cs/>
           <w:lang w:val="ar_AE" w:bidi="ar_AE"/>
         </w:rPr>
       </w:r>
       <w:r>
         <w:rPr>
           <w:b/>
+          <w:rtl/>
+          <w:cs/>
           <w:lang w:val="ar_AE" w:bidi="ar_AE"/>
         </w:rPr>
         <w:t>ماذا سيفعل الناس عندما يمنحهم الرب "</w:t>
@@ -1720,6 +2156,8 @@
       <w:r>
         <w:rPr>
           <w:b/>
+          <w:rtl/>
+          <w:cs/>
           <w:lang w:val="ar_AE" w:bidi="ar_AE"/>
         </w:rPr>
         <w:t>شِفاهًا طاهِرة</w:t>
@@ -1727,6 +2165,8 @@
       <w:r>
         <w:rPr>
           <w:b/>
+          <w:rtl/>
+          <w:cs/>
           <w:lang w:val="ar_AE" w:bidi="ar_AE"/>
         </w:rPr>
         <w:t>"؟</w:t>
@@ -1738,32 +2178,42 @@
       </w:pPr>
       <w:r>
         <w:rPr>
-          <w:lang w:val="ar_AE" w:bidi="ar_AE"/>
-        </w:rPr>
-      </w:r>
-      <w:r>
-        <w:rPr>
+          <w:rtl/>
+          <w:cs/>
+          <w:lang w:val="ar_AE" w:bidi="ar_AE"/>
+        </w:rPr>
+      </w:r>
+      <w:r>
+        <w:rPr>
+          <w:rtl/>
+          <w:cs/>
           <w:lang w:val="ar_AE" w:bidi="ar_AE"/>
         </w:rPr>
         <w:t>سيدعو الرب الناس ليدعوا باسمه (يعبدوه) بقلب واحد.</w:t>
       </w:r>
       <w:r>
         <w:rPr>
-          <w:lang w:val="ar_AE" w:bidi="ar_AE"/>
-        </w:rPr>
-      </w:r>
-      <w:r>
-        <w:rPr>
-          <w:lang w:val="ar_AE" w:bidi="ar_AE"/>
-        </w:rPr>
-      </w:r>
-    </w:p>
-    <w:p>
-      <w:pPr>
-        <w:bidi/>
-      </w:pPr>
-      <w:r>
-        <w:rPr>
+          <w:rtl/>
+          <w:cs/>
+          <w:lang w:val="ar_AE" w:bidi="ar_AE"/>
+        </w:rPr>
+      </w:r>
+      <w:r>
+        <w:rPr>
+          <w:rtl/>
+          <w:cs/>
+          <w:lang w:val="ar_AE" w:bidi="ar_AE"/>
+        </w:rPr>
+      </w:r>
+    </w:p>
+    <w:p>
+      <w:pPr>
+        <w:bidi/>
+      </w:pPr>
+      <w:r>
+        <w:rPr>
+          <w:rtl/>
+          <w:cs/>
           <w:lang w:val="ar_AE" w:bidi="ar_AE"/>
         </w:rPr>
       </w:r>
@@ -1775,28 +2225,36 @@
       </w:pPr>
       <w:r>
         <w:rPr>
+          <w:rtl/>
+          <w:cs/>
           <w:lang w:val="ar_AE" w:bidi="ar_AE"/>
         </w:rPr>
         <w:t>صفنيا 3: 13</w:t>
       </w:r>
       <w:r>
         <w:rPr>
-          <w:lang w:val="ar_AE" w:bidi="ar_AE"/>
-        </w:rPr>
-      </w:r>
-    </w:p>
-    <w:p>
-      <w:pPr>
-        <w:bidi/>
-      </w:pPr>
-      <w:r>
-        <w:rPr>
+          <w:rtl/>
+          <w:cs/>
+          <w:lang w:val="ar_AE" w:bidi="ar_AE"/>
+        </w:rPr>
+      </w:r>
+    </w:p>
+    <w:p>
+      <w:pPr>
+        <w:bidi/>
+      </w:pPr>
+      <w:r>
+        <w:rPr>
+          <w:rtl/>
+          <w:cs/>
           <w:lang w:val="ar_AE" w:bidi="ar_AE"/>
         </w:rPr>
       </w:r>
       <w:r>
         <w:rPr>
           <w:b/>
+          <w:rtl/>
+          <w:cs/>
           <w:lang w:val="ar_AE" w:bidi="ar_AE"/>
         </w:rPr>
         <w:t>ما الأمور التي لن يفعلها بقيّة بني إسرائيل بعد الآن؟</w:t>
@@ -1808,32 +2266,42 @@
       </w:pPr>
       <w:r>
         <w:rPr>
-          <w:lang w:val="ar_AE" w:bidi="ar_AE"/>
-        </w:rPr>
-      </w:r>
-      <w:r>
-        <w:rPr>
+          <w:rtl/>
+          <w:cs/>
+          <w:lang w:val="ar_AE" w:bidi="ar_AE"/>
+        </w:rPr>
+      </w:r>
+      <w:r>
+        <w:rPr>
+          <w:rtl/>
+          <w:cs/>
           <w:lang w:val="ar_AE" w:bidi="ar_AE"/>
         </w:rPr>
         <w:t>لن يرتكب بقيّة بني إسرائيل الظلم ولا ينطقون بالكذب.</w:t>
       </w:r>
       <w:r>
         <w:rPr>
-          <w:lang w:val="ar_AE" w:bidi="ar_AE"/>
-        </w:rPr>
-      </w:r>
-      <w:r>
-        <w:rPr>
-          <w:lang w:val="ar_AE" w:bidi="ar_AE"/>
-        </w:rPr>
-      </w:r>
-    </w:p>
-    <w:p>
-      <w:pPr>
-        <w:bidi/>
-      </w:pPr>
-      <w:r>
-        <w:rPr>
+          <w:rtl/>
+          <w:cs/>
+          <w:lang w:val="ar_AE" w:bidi="ar_AE"/>
+        </w:rPr>
+      </w:r>
+      <w:r>
+        <w:rPr>
+          <w:rtl/>
+          <w:cs/>
+          <w:lang w:val="ar_AE" w:bidi="ar_AE"/>
+        </w:rPr>
+      </w:r>
+    </w:p>
+    <w:p>
+      <w:pPr>
+        <w:bidi/>
+      </w:pPr>
+      <w:r>
+        <w:rPr>
+          <w:rtl/>
+          <w:cs/>
           <w:lang w:val="ar_AE" w:bidi="ar_AE"/>
         </w:rPr>
       </w:r>
@@ -1845,28 +2313,36 @@
       </w:pPr>
       <w:r>
         <w:rPr>
+          <w:rtl/>
+          <w:cs/>
           <w:lang w:val="ar_AE" w:bidi="ar_AE"/>
         </w:rPr>
         <w:t>صفنيا 3: 14–15</w:t>
       </w:r>
       <w:r>
         <w:rPr>
-          <w:lang w:val="ar_AE" w:bidi="ar_AE"/>
-        </w:rPr>
-      </w:r>
-    </w:p>
-    <w:p>
-      <w:pPr>
-        <w:bidi/>
-      </w:pPr>
-      <w:r>
-        <w:rPr>
+          <w:rtl/>
+          <w:cs/>
+          <w:lang w:val="ar_AE" w:bidi="ar_AE"/>
+        </w:rPr>
+      </w:r>
+    </w:p>
+    <w:p>
+      <w:pPr>
+        <w:bidi/>
+      </w:pPr>
+      <w:r>
+        <w:rPr>
+          <w:rtl/>
+          <w:cs/>
           <w:lang w:val="ar_AE" w:bidi="ar_AE"/>
         </w:rPr>
       </w:r>
       <w:r>
         <w:rPr>
           <w:b/>
+          <w:rtl/>
+          <w:cs/>
           <w:lang w:val="ar_AE" w:bidi="ar_AE"/>
         </w:rPr>
         <w:t>لمَ ينبغي "لابنة أورشليم" (الناس الذين يعيشون في أورشليم) أن تفرح وتبتهج؟</w:t>
@@ -1878,32 +2354,42 @@
       </w:pPr>
       <w:r>
         <w:rPr>
-          <w:lang w:val="ar_AE" w:bidi="ar_AE"/>
-        </w:rPr>
-      </w:r>
-      <w:r>
-        <w:rPr>
+          <w:rtl/>
+          <w:cs/>
+          <w:lang w:val="ar_AE" w:bidi="ar_AE"/>
+        </w:rPr>
+      </w:r>
+      <w:r>
+        <w:rPr>
+          <w:rtl/>
+          <w:cs/>
           <w:lang w:val="ar_AE" w:bidi="ar_AE"/>
         </w:rPr>
         <w:t>يجب على إسرائيل (ابنة أورشليم) أن تغني وتبتهج لأن الرب قد أزال عقابها.</w:t>
       </w:r>
       <w:r>
         <w:rPr>
-          <w:lang w:val="ar_AE" w:bidi="ar_AE"/>
-        </w:rPr>
-      </w:r>
-      <w:r>
-        <w:rPr>
-          <w:lang w:val="ar_AE" w:bidi="ar_AE"/>
-        </w:rPr>
-      </w:r>
-    </w:p>
-    <w:p>
-      <w:pPr>
-        <w:bidi/>
-      </w:pPr>
-      <w:r>
-        <w:rPr>
+          <w:rtl/>
+          <w:cs/>
+          <w:lang w:val="ar_AE" w:bidi="ar_AE"/>
+        </w:rPr>
+      </w:r>
+      <w:r>
+        <w:rPr>
+          <w:rtl/>
+          <w:cs/>
+          <w:lang w:val="ar_AE" w:bidi="ar_AE"/>
+        </w:rPr>
+      </w:r>
+    </w:p>
+    <w:p>
+      <w:pPr>
+        <w:bidi/>
+      </w:pPr>
+      <w:r>
+        <w:rPr>
+          <w:rtl/>
+          <w:cs/>
           <w:lang w:val="ar_AE" w:bidi="ar_AE"/>
         </w:rPr>
       </w:r>
@@ -1915,28 +2401,36 @@
       </w:pPr>
       <w:r>
         <w:rPr>
+          <w:rtl/>
+          <w:cs/>
           <w:lang w:val="ar_AE" w:bidi="ar_AE"/>
         </w:rPr>
         <w:t>صفنيا 3: 19</w:t>
       </w:r>
       <w:r>
         <w:rPr>
-          <w:lang w:val="ar_AE" w:bidi="ar_AE"/>
-        </w:rPr>
-      </w:r>
-    </w:p>
-    <w:p>
-      <w:pPr>
-        <w:bidi/>
-      </w:pPr>
-      <w:r>
-        <w:rPr>
+          <w:rtl/>
+          <w:cs/>
+          <w:lang w:val="ar_AE" w:bidi="ar_AE"/>
+        </w:rPr>
+      </w:r>
+    </w:p>
+    <w:p>
+      <w:pPr>
+        <w:bidi/>
+      </w:pPr>
+      <w:r>
+        <w:rPr>
+          <w:rtl/>
+          <w:cs/>
           <w:lang w:val="ar_AE" w:bidi="ar_AE"/>
         </w:rPr>
       </w:r>
       <w:r>
         <w:rPr>
           <w:b/>
+          <w:rtl/>
+          <w:cs/>
           <w:lang w:val="ar_AE" w:bidi="ar_AE"/>
         </w:rPr>
         <w:t>يقول الرب إنه سيحول عار بني إسرائيل إلى شيء آخر. إلى ماذا سيتحول؟</w:t>
@@ -1948,32 +2442,42 @@
       </w:pPr>
       <w:r>
         <w:rPr>
-          <w:lang w:val="ar_AE" w:bidi="ar_AE"/>
-        </w:rPr>
-      </w:r>
-      <w:r>
-        <w:rPr>
+          <w:rtl/>
+          <w:cs/>
+          <w:lang w:val="ar_AE" w:bidi="ar_AE"/>
+        </w:rPr>
+      </w:r>
+      <w:r>
+        <w:rPr>
+          <w:rtl/>
+          <w:cs/>
           <w:lang w:val="ar_AE" w:bidi="ar_AE"/>
         </w:rPr>
         <w:t>سيخلّص الرب العرجاء ويجمع المطرودين والمنفيين معًا.</w:t>
       </w:r>
       <w:r>
         <w:rPr>
-          <w:lang w:val="ar_AE" w:bidi="ar_AE"/>
-        </w:rPr>
-      </w:r>
-      <w:r>
-        <w:rPr>
-          <w:lang w:val="ar_AE" w:bidi="ar_AE"/>
-        </w:rPr>
-      </w:r>
-    </w:p>
-    <w:p>
-      <w:pPr>
-        <w:bidi/>
-      </w:pPr>
-      <w:r>
-        <w:rPr>
+          <w:rtl/>
+          <w:cs/>
+          <w:lang w:val="ar_AE" w:bidi="ar_AE"/>
+        </w:rPr>
+      </w:r>
+      <w:r>
+        <w:rPr>
+          <w:rtl/>
+          <w:cs/>
+          <w:lang w:val="ar_AE" w:bidi="ar_AE"/>
+        </w:rPr>
+      </w:r>
+    </w:p>
+    <w:p>
+      <w:pPr>
+        <w:bidi/>
+      </w:pPr>
+      <w:r>
+        <w:rPr>
+          <w:rtl/>
+          <w:cs/>
           <w:lang w:val="ar_AE" w:bidi="ar_AE"/>
         </w:rPr>
       </w:r>
@@ -1985,28 +2489,36 @@
       </w:pPr>
       <w:r>
         <w:rPr>
+          <w:rtl/>
+          <w:cs/>
           <w:lang w:val="ar_AE" w:bidi="ar_AE"/>
         </w:rPr>
         <w:t>صفنيا 3: 20</w:t>
       </w:r>
       <w:r>
         <w:rPr>
-          <w:lang w:val="ar_AE" w:bidi="ar_AE"/>
-        </w:rPr>
-      </w:r>
-    </w:p>
-    <w:p>
-      <w:pPr>
-        <w:bidi/>
-      </w:pPr>
-      <w:r>
-        <w:rPr>
+          <w:rtl/>
+          <w:cs/>
+          <w:lang w:val="ar_AE" w:bidi="ar_AE"/>
+        </w:rPr>
+      </w:r>
+    </w:p>
+    <w:p>
+      <w:pPr>
+        <w:bidi/>
+      </w:pPr>
+      <w:r>
+        <w:rPr>
+          <w:rtl/>
+          <w:cs/>
           <w:lang w:val="ar_AE" w:bidi="ar_AE"/>
         </w:rPr>
       </w:r>
       <w:r>
         <w:rPr>
           <w:b/>
+          <w:rtl/>
+          <w:cs/>
           <w:lang w:val="ar_AE" w:bidi="ar_AE"/>
         </w:rPr>
         <w:t>ما الذي سيرّده الرب لبني إسرائيل؟</w:t>
@@ -2018,22 +2530,30 @@
       </w:pPr>
       <w:r>
         <w:rPr>
-          <w:lang w:val="ar_AE" w:bidi="ar_AE"/>
-        </w:rPr>
-      </w:r>
-      <w:r>
-        <w:rPr>
+          <w:rtl/>
+          <w:cs/>
+          <w:lang w:val="ar_AE" w:bidi="ar_AE"/>
+        </w:rPr>
+      </w:r>
+      <w:r>
+        <w:rPr>
+          <w:rtl/>
+          <w:cs/>
           <w:lang w:val="ar_AE" w:bidi="ar_AE"/>
         </w:rPr>
         <w:t xml:space="preserve">ستنال إسرائيل احترام جميع الأمم وثنائها حينما ترى أن الرب قد ردّ سبيها. </w:t>
       </w:r>
       <w:r>
         <w:rPr>
-          <w:lang w:val="ar_AE" w:bidi="ar_AE"/>
-        </w:rPr>
-      </w:r>
-      <w:r>
-        <w:rPr>
+          <w:rtl/>
+          <w:cs/>
+          <w:lang w:val="ar_AE" w:bidi="ar_AE"/>
+        </w:rPr>
+      </w:r>
+      <w:r>
+        <w:rPr>
+          <w:rtl/>
+          <w:cs/>
           <w:lang w:val="ar_AE" w:bidi="ar_AE"/>
         </w:rPr>
       </w:r>
